--- a/part b.docx
+++ b/part b.docx
@@ -387,7 +387,7 @@
               <w:bidi/>
               <w:ind w:left="0"/>
               <w:rPr>
-                <w:rFonts w:asciiTheme="minorBidi" w:hAnsiTheme="minorBidi" w:hint="cs"/>
+                <w:rFonts w:asciiTheme="minorBidi" w:hAnsiTheme="minorBidi"/>
                 <w:rtl/>
               </w:rPr>
             </w:pPr>
@@ -479,7 +479,7 @@
               <w:bidi/>
               <w:ind w:left="0"/>
               <w:rPr>
-                <w:rFonts w:asciiTheme="minorBidi" w:hAnsiTheme="minorBidi" w:hint="cs"/>
+                <w:rFonts w:asciiTheme="minorBidi" w:hAnsiTheme="minorBidi"/>
                 <w:rtl/>
               </w:rPr>
             </w:pPr>
@@ -1912,6 +1912,9 @@
         <w:bidi/>
       </w:pPr>
       <w:r>
+        <w:rPr>
+          <w:noProof/>
+        </w:rPr>
         <w:drawing>
           <wp:inline distT="0" distB="0" distL="0" distR="0" wp14:anchorId="63F4FDD9" wp14:editId="0233E2DA">
             <wp:extent cx="5943600" cy="4457700"/>
@@ -2054,7 +2057,7 @@
               <w:bidi/>
               <w:ind w:left="0"/>
               <w:rPr>
-                <w:rFonts w:asciiTheme="minorBidi" w:hAnsiTheme="minorBidi" w:hint="cs"/>
+                <w:rFonts w:asciiTheme="minorBidi" w:hAnsiTheme="minorBidi"/>
                 <w:rtl/>
               </w:rPr>
             </w:pPr>
@@ -2146,7 +2149,7 @@
               <w:bidi/>
               <w:ind w:left="0"/>
               <w:rPr>
-                <w:rFonts w:asciiTheme="minorBidi" w:hAnsiTheme="minorBidi" w:hint="cs"/>
+                <w:rFonts w:asciiTheme="minorBidi" w:hAnsiTheme="minorBidi"/>
                 <w:rtl/>
               </w:rPr>
             </w:pPr>
@@ -3568,6 +3571,9 @@
         <w:bidi/>
       </w:pPr>
       <w:r>
+        <w:rPr>
+          <w:noProof/>
+        </w:rPr>
         <w:drawing>
           <wp:inline distT="0" distB="0" distL="0" distR="0" wp14:anchorId="6E35FEE7" wp14:editId="6609C3F8">
             <wp:extent cx="5943600" cy="4457700"/>
@@ -3703,7 +3709,7 @@
               <w:bidi/>
               <w:ind w:left="0"/>
               <w:rPr>
-                <w:rFonts w:asciiTheme="minorBidi" w:hAnsiTheme="minorBidi" w:hint="cs"/>
+                <w:rFonts w:asciiTheme="minorBidi" w:hAnsiTheme="minorBidi"/>
                 <w:rtl/>
               </w:rPr>
             </w:pPr>
@@ -3795,7 +3801,7 @@
               <w:bidi/>
               <w:ind w:left="0"/>
               <w:rPr>
-                <w:rFonts w:asciiTheme="minorBidi" w:hAnsiTheme="minorBidi" w:hint="cs"/>
+                <w:rFonts w:asciiTheme="minorBidi" w:hAnsiTheme="minorBidi"/>
                 <w:rtl/>
               </w:rPr>
             </w:pPr>
@@ -5222,6 +5228,9 @@
         <w:bidi/>
       </w:pPr>
       <w:r>
+        <w:rPr>
+          <w:noProof/>
+        </w:rPr>
         <w:drawing>
           <wp:inline distT="0" distB="0" distL="0" distR="0" wp14:anchorId="12A8A50F" wp14:editId="0D74CB5A">
             <wp:extent cx="5943600" cy="4457700"/>
@@ -5357,7 +5366,7 @@
               <w:bidi/>
               <w:ind w:left="0"/>
               <w:rPr>
-                <w:rFonts w:asciiTheme="minorBidi" w:hAnsiTheme="minorBidi" w:hint="cs"/>
+                <w:rFonts w:asciiTheme="minorBidi" w:hAnsiTheme="minorBidi"/>
                 <w:rtl/>
               </w:rPr>
             </w:pPr>
@@ -5449,7 +5458,7 @@
               <w:bidi/>
               <w:ind w:left="0"/>
               <w:rPr>
-                <w:rFonts w:asciiTheme="minorBidi" w:hAnsiTheme="minorBidi" w:hint="cs"/>
+                <w:rFonts w:asciiTheme="minorBidi" w:hAnsiTheme="minorBidi"/>
                 <w:rtl/>
               </w:rPr>
             </w:pPr>
@@ -6875,6 +6884,9 @@
         <w:bidi/>
       </w:pPr>
       <w:r>
+        <w:rPr>
+          <w:noProof/>
+        </w:rPr>
         <w:drawing>
           <wp:inline distT="0" distB="0" distL="0" distR="0" wp14:anchorId="74232679" wp14:editId="397FFECD">
             <wp:extent cx="5943600" cy="4457700"/>
@@ -6926,14 +6938,723 @@
       </w:r>
     </w:p>
     <w:p>
+      <w:r>
+        <w:br w:type="page"/>
+      </w:r>
+    </w:p>
+    <w:p>
+      <w:pPr>
+        <w:pStyle w:val="a9"/>
+        <w:numPr>
+          <w:ilvl w:val="0"/>
+          <w:numId w:val="1"/>
+        </w:numPr>
+        <w:bidi/>
+      </w:pPr>
+      <w:r>
+        <w:rPr>
+          <w:rFonts w:hint="cs"/>
+          <w:rtl/>
+        </w:rPr>
+        <w:lastRenderedPageBreak/>
+        <w:t xml:space="preserve">א. </w:t>
+      </w:r>
+    </w:p>
+    <w:p>
       <w:pPr>
         <w:pStyle w:val="a9"/>
         <w:bidi/>
+      </w:pPr>
+      <w:r>
         <w:rPr>
           <w:rFonts w:hint="cs"/>
           <w:rtl/>
         </w:rPr>
+        <w:t xml:space="preserve">עבור </w:t>
+      </w:r>
+      <w:r>
+        <w:rPr>
+          <w:rtl/>
+        </w:rPr>
+        <w:t>עץ חיפוש בינארי רגיל</w:t>
+      </w:r>
+      <w:r>
+        <w:t xml:space="preserve"> (BST)</w:t>
+      </w:r>
+      <w:r>
+        <w:rPr>
+          <w:rtl/>
+        </w:rPr>
+        <w:br/>
+      </w:r>
+      <w:r>
+        <w:rPr>
+          <w:rtl/>
+        </w:rPr>
+        <w:t>בניסוי 1 (קלט ממוין)</w:t>
+      </w:r>
+      <w:r>
+        <w:t xml:space="preserve">: </w:t>
+      </w:r>
+      <w:r>
+        <w:rPr>
+          <w:rtl/>
+        </w:rPr>
+        <w:t xml:space="preserve">בהיעדר מנגנון איזון, העץ התנוון לחלוטין לרשימה מקושרת, דבר שהוביל לגובה מקסימלי ולינארי של </w:t>
+      </w:r>
+      <w:r>
+        <w:t xml:space="preserve"> </w:t>
+      </w:r>
+      <w:r>
+        <w:t>n-1</w:t>
+      </w:r>
+      <w:r>
+        <w:rPr>
+          <w:rtl/>
+        </w:rPr>
+        <w:t xml:space="preserve">עבור </w:t>
+      </w:r>
+      <w:r>
+        <w:t xml:space="preserve">  </w:t>
+      </w:r>
+      <w:r>
+        <w:t>n=307,200</w:t>
+      </w:r>
+      <w:r>
+        <w:rPr>
+          <w:rtl/>
+        </w:rPr>
+        <w:t xml:space="preserve">הגובה הוא בדיוק </w:t>
+      </w:r>
+      <w:r>
+        <w:t>307,199</w:t>
+      </w:r>
+    </w:p>
+    <w:p>
+      <w:pPr>
+        <w:pStyle w:val="a9"/>
+        <w:bidi/>
       </w:pPr>
+      <w:r>
+        <w:rPr>
+          <w:rtl/>
+        </w:rPr>
+        <w:t>בניסוי 3 (קלט אקראי)</w:t>
+      </w:r>
+      <w:r>
+        <w:t xml:space="preserve">: </w:t>
+      </w:r>
+      <w:r>
+        <w:rPr>
+          <w:rtl/>
+        </w:rPr>
+        <w:t xml:space="preserve">סדר ההכנסה האקראי "הציל" את העץ מהתנוונות והבטיח גובה נמוך משמעותית ממוצע של </w:t>
+      </w:r>
+      <w:r>
+        <w:t>43.75</w:t>
+      </w:r>
+      <w:r>
+        <w:rPr>
+          <w:rFonts w:hint="cs"/>
+          <w:rtl/>
+        </w:rPr>
+        <w:t xml:space="preserve"> </w:t>
+      </w:r>
+      <w:r>
+        <w:t xml:space="preserve"> </w:t>
+      </w:r>
+      <w:r>
+        <w:rPr>
+          <w:rtl/>
+        </w:rPr>
+        <w:t xml:space="preserve">עבור </w:t>
+      </w:r>
+      <w:r>
+        <w:t>n=307,200</w:t>
+      </w:r>
+      <w:r>
+        <w:rPr>
+          <w:rFonts w:hint="cs"/>
+          <w:rtl/>
+        </w:rPr>
+        <w:t xml:space="preserve"> </w:t>
+      </w:r>
+      <w:r>
+        <w:t xml:space="preserve"> </w:t>
+      </w:r>
+      <w:r>
+        <w:rPr>
+          <w:rFonts w:hint="cs"/>
+          <w:rtl/>
+        </w:rPr>
+        <w:t>ה</w:t>
+      </w:r>
+      <w:r>
+        <w:rPr>
+          <w:rtl/>
+        </w:rPr>
+        <w:t xml:space="preserve">פער </w:t>
+      </w:r>
+      <w:r>
+        <w:rPr>
+          <w:rFonts w:hint="cs"/>
+          <w:rtl/>
+        </w:rPr>
+        <w:t xml:space="preserve">לעומת </w:t>
+      </w:r>
+      <w:r>
+        <w:rPr>
+          <w:rtl/>
+        </w:rPr>
+        <w:t xml:space="preserve">הניסוי הראשון, </w:t>
+      </w:r>
+      <w:r>
+        <w:rPr>
+          <w:rFonts w:hint="cs"/>
+          <w:rtl/>
+        </w:rPr>
+        <w:t>מראה</w:t>
+      </w:r>
+      <w:r>
+        <w:rPr>
+          <w:rtl/>
+        </w:rPr>
+        <w:t xml:space="preserve"> כי עץ רגיל יעיל רק כ</w:t>
+      </w:r>
+      <w:r>
+        <w:rPr>
+          <w:rFonts w:hint="cs"/>
+          <w:rtl/>
+        </w:rPr>
+        <w:t>ש</w:t>
+      </w:r>
+      <w:r>
+        <w:rPr>
+          <w:rtl/>
+        </w:rPr>
+        <w:t>הקלט מפולג בצורה אקראית</w:t>
+      </w:r>
+      <w:r>
+        <w:t>.</w:t>
+      </w:r>
+    </w:p>
+    <w:p>
+      <w:pPr>
+        <w:pStyle w:val="a9"/>
+        <w:bidi/>
+        <w:rPr>
+          <w:rtl/>
+        </w:rPr>
+      </w:pPr>
+      <w:r>
+        <w:rPr>
+          <w:rtl/>
+        </w:rPr>
+        <w:t>בשני הניסויים של עץ ה</w:t>
+      </w:r>
+      <w:r>
+        <w:t xml:space="preserve">-BST </w:t>
+      </w:r>
+      <w:r>
+        <w:rPr>
+          <w:rtl/>
+        </w:rPr>
+        <w:t xml:space="preserve">הרגיל מספר הגלגולים וסה"כ שינויי הגובה היו בדיוק </w:t>
+      </w:r>
+      <w:r>
+        <w:t>0</w:t>
+      </w:r>
+      <w:r>
+        <w:rPr>
+          <w:rFonts w:hint="cs"/>
+          <w:rtl/>
+        </w:rPr>
+        <w:t>-</w:t>
+      </w:r>
+      <w:r>
+        <w:rPr>
+          <w:rFonts w:hint="cs"/>
+          <w:rtl/>
+        </w:rPr>
+        <w:t xml:space="preserve"> </w:t>
+      </w:r>
+      <w:r>
+        <w:rPr>
+          <w:rtl/>
+        </w:rPr>
+        <w:t>עץ חיפוש רגיל אינו מנהל מעקב אחר גבהים ואינו מפעיל מנגנון איזון פרואקטיבי</w:t>
+      </w:r>
+      <w:r>
+        <w:rPr>
+          <w:rFonts w:hint="cs"/>
+          <w:rtl/>
+        </w:rPr>
+        <w:t>.</w:t>
+      </w:r>
+    </w:p>
+    <w:p>
+      <w:pPr>
+        <w:pStyle w:val="a9"/>
+        <w:bidi/>
+        <w:rPr>
+          <w:rtl/>
+        </w:rPr>
+      </w:pPr>
+    </w:p>
+    <w:p>
+      <w:pPr>
+        <w:pStyle w:val="a9"/>
+        <w:bidi/>
+      </w:pPr>
+      <w:r>
+        <w:rPr>
+          <w:rFonts w:hint="cs"/>
+          <w:rtl/>
+        </w:rPr>
+        <w:t xml:space="preserve">עבור </w:t>
+      </w:r>
+      <w:r>
+        <w:rPr>
+          <w:rtl/>
+        </w:rPr>
+        <w:t>עץ</w:t>
+      </w:r>
+      <w:r>
+        <w:rPr>
+          <w:rFonts w:hint="cs"/>
+          <w:rtl/>
+        </w:rPr>
+        <w:t xml:space="preserve"> </w:t>
+      </w:r>
+      <w:r>
+        <w:t xml:space="preserve"> AVL</w:t>
+      </w:r>
+      <w:r>
+        <w:rPr>
+          <w:rFonts w:hint="cs"/>
+          <w:rtl/>
+        </w:rPr>
+        <w:t>:</w:t>
+      </w:r>
+      <w:r>
+        <w:rPr>
+          <w:rtl/>
+        </w:rPr>
+        <w:br/>
+      </w:r>
+      <w:r>
+        <w:t xml:space="preserve"> </w:t>
+      </w:r>
+      <w:r>
+        <w:rPr>
+          <w:rFonts w:hint="cs"/>
+          <w:rtl/>
+        </w:rPr>
+        <w:t>ב</w:t>
+      </w:r>
+      <w:r>
+        <w:rPr>
+          <w:rtl/>
+        </w:rPr>
+        <w:t>שני הניסויים של עץ ה</w:t>
+      </w:r>
+      <w:r>
+        <w:t xml:space="preserve">-AVL </w:t>
+      </w:r>
+      <w:r>
+        <w:rPr>
+          <w:rtl/>
+        </w:rPr>
+        <w:t>ניסויים 2 ו-4</w:t>
+      </w:r>
+      <w:r>
+        <w:rPr>
+          <w:rFonts w:hint="cs"/>
+          <w:rtl/>
+        </w:rPr>
+        <w:t xml:space="preserve"> </w:t>
+      </w:r>
+      <w:r>
+        <w:rPr>
+          <w:rtl/>
+        </w:rPr>
+        <w:t>מנגנון הגלגולים הוכיח חסינות מלאה לסדר הקלט ושמר על גובה לוגריתמי מובהק</w:t>
+      </w:r>
+      <w:r>
+        <w:t xml:space="preserve"> O(log n) </w:t>
+      </w:r>
+      <w:r>
+        <w:rPr>
+          <w:rtl/>
+        </w:rPr>
+        <w:t>ורדוד מאוד בשני המקרים</w:t>
+      </w:r>
+      <w:r>
+        <w:rPr>
+          <w:rFonts w:hint="cs"/>
+          <w:rtl/>
+        </w:rPr>
+        <w:t xml:space="preserve">- </w:t>
+      </w:r>
+      <w:r>
+        <w:rPr>
+          <w:rtl/>
+        </w:rPr>
+        <w:t xml:space="preserve">גובה של </w:t>
+      </w:r>
+      <w:r>
+        <w:t xml:space="preserve">18 </w:t>
+      </w:r>
+      <w:r>
+        <w:rPr>
+          <w:rtl/>
+        </w:rPr>
+        <w:t>ו</w:t>
+      </w:r>
+      <w:r>
+        <w:t xml:space="preserve">-20.95 </w:t>
+      </w:r>
+      <w:r>
+        <w:rPr>
+          <w:rtl/>
+        </w:rPr>
+        <w:t>בהתאמה, עבור המקרה המקסימל</w:t>
+      </w:r>
+      <w:r>
+        <w:rPr>
+          <w:rFonts w:hint="cs"/>
+          <w:rtl/>
+        </w:rPr>
+        <w:t>י</w:t>
+      </w:r>
+    </w:p>
+    <w:p>
+      <w:pPr>
+        <w:pStyle w:val="a9"/>
+        <w:bidi/>
+      </w:pPr>
+      <w:r>
+        <w:rPr>
+          <w:rtl/>
+        </w:rPr>
+        <w:t>כפי שניתן לראות בנתונים, גובה עץ ה</w:t>
+      </w:r>
+      <w:r>
+        <w:t xml:space="preserve">-AVL </w:t>
+      </w:r>
+      <w:r>
+        <w:rPr>
+          <w:rtl/>
+        </w:rPr>
+        <w:t>בקלט ממוין</w:t>
+      </w:r>
+      <w:r>
+        <w:rPr>
+          <w:rFonts w:hint="cs"/>
+          <w:rtl/>
+        </w:rPr>
+        <w:t xml:space="preserve"> </w:t>
+      </w:r>
+      <w:r>
+        <w:rPr>
+          <w:rtl/>
+        </w:rPr>
+        <w:t>קטן במקצת, אך לא בסדר גודל משמעותי, מגובה העץ בקלט אקראי</w:t>
+      </w:r>
+      <w:r>
+        <w:rPr>
+          <w:rFonts w:hint="cs"/>
+          <w:rtl/>
+        </w:rPr>
+        <w:t>-</w:t>
+      </w:r>
+      <w:r>
+        <w:rPr>
+          <w:rtl/>
+        </w:rPr>
+        <w:t xml:space="preserve"> קלט ממוין יוצר סדרת איזונים קבועה ומחזורית שבונה עץ מלא כמעט לחלוטין </w:t>
+      </w:r>
+      <w:r>
+        <w:t xml:space="preserve"> </w:t>
+      </w:r>
+      <w:r>
+        <w:rPr>
+          <w:rtl/>
+        </w:rPr>
+        <w:t>בעוד שקלט אקראי מייצר תתי-עצים מאוזנים חוקית אך מעט פחות צפופים באופן מושלם</w:t>
+      </w:r>
+      <w:r>
+        <w:t>.</w:t>
+      </w:r>
+    </w:p>
+    <w:p>
+      <w:pPr>
+        <w:pStyle w:val="a9"/>
+        <w:bidi/>
+      </w:pPr>
+      <w:r>
+        <w:rPr>
+          <w:rtl/>
+        </w:rPr>
+        <w:t>בשני ניסויי ה</w:t>
+      </w:r>
+      <w:r>
+        <w:t xml:space="preserve">-AVL </w:t>
+      </w:r>
+      <w:r>
+        <w:rPr>
+          <w:rtl/>
+        </w:rPr>
+        <w:t>ראינו גידול לינארי מובהק</w:t>
+      </w:r>
+      <w:r>
+        <w:t xml:space="preserve"> O(n) </w:t>
+      </w:r>
+      <w:r>
+        <w:rPr>
+          <w:rtl/>
+        </w:rPr>
+        <w:t>בסך הגלגולים</w:t>
+      </w:r>
+      <w:r>
+        <w:rPr>
+          <w:rFonts w:hint="cs"/>
+          <w:rtl/>
+        </w:rPr>
+        <w:t xml:space="preserve"> ושינויי הגובה</w:t>
+      </w:r>
+      <w:r>
+        <w:rPr>
+          <w:rtl/>
+        </w:rPr>
+        <w:t xml:space="preserve">, אך קיים הבדל </w:t>
+      </w:r>
+      <w:r>
+        <w:rPr>
+          <w:rFonts w:hint="cs"/>
+          <w:rtl/>
+        </w:rPr>
+        <w:t>ש</w:t>
+      </w:r>
+      <w:r>
+        <w:rPr>
+          <w:rtl/>
+        </w:rPr>
+        <w:t>תלוי בסדר הקלט</w:t>
+      </w:r>
+      <w:r>
+        <w:t>:</w:t>
+      </w:r>
+    </w:p>
+    <w:p>
+      <w:pPr>
+        <w:pStyle w:val="a9"/>
+        <w:bidi/>
+      </w:pPr>
+      <w:r>
+        <w:rPr>
+          <w:rtl/>
+        </w:rPr>
+        <w:t>בניסוי 2 (קלט ממוין)</w:t>
+      </w:r>
+      <w:r>
+        <w:t xml:space="preserve">: </w:t>
+      </w:r>
+      <w:r>
+        <w:rPr>
+          <w:rtl/>
+        </w:rPr>
+        <w:t xml:space="preserve">מספר הגלגולים כמעט וזהה לחלוטין למספר ההכנסות </w:t>
+      </w:r>
+      <w:r>
+        <w:rPr>
+          <w:rFonts w:hint="cs"/>
+          <w:rtl/>
+        </w:rPr>
+        <w:t>(</w:t>
+      </w:r>
+      <w:r>
+        <w:rPr>
+          <w:rtl/>
+        </w:rPr>
+        <w:t>לדוגמה, 307,181 גלגולים עבור</w:t>
+      </w:r>
+      <w:r>
+        <w:rPr>
+          <w:rFonts w:hint="cs"/>
+          <w:rtl/>
+        </w:rPr>
+        <w:t xml:space="preserve"> </w:t>
+      </w:r>
+      <w:r>
+        <w:t>n=307,200</w:t>
+      </w:r>
+      <w:r>
+        <w:rPr>
+          <w:rFonts w:hint="cs"/>
+          <w:rtl/>
+        </w:rPr>
+        <w:t xml:space="preserve">) </w:t>
+      </w:r>
+      <w:r>
+        <w:t xml:space="preserve"> </w:t>
+      </w:r>
+      <w:r>
+        <w:rPr>
+          <w:rtl/>
+        </w:rPr>
+        <w:t>הסיבה לכך היא שהכנסת איברים בסדר עולה מוסיפה תמיד צמתים למסלול הימני ביותר, מה שמפר את תנאי ה</w:t>
+      </w:r>
+      <w:r>
+        <w:t xml:space="preserve">-AVL </w:t>
+      </w:r>
+      <w:r>
+        <w:rPr>
+          <w:rtl/>
+        </w:rPr>
+        <w:t>כמעט בכל הכנסה מחדש ומחייב לבצע גלגול כדי לתקן זאת</w:t>
+      </w:r>
+      <w:r>
+        <w:t>.</w:t>
+      </w:r>
+      <w:r>
+        <w:rPr>
+          <w:rtl/>
+        </w:rPr>
+        <w:br/>
+      </w:r>
+      <w:r>
+        <w:rPr>
+          <w:rtl/>
+        </w:rPr>
+        <w:t xml:space="preserve">כמות שינויי הגובה היא כפליים ממספר ההכנסות </w:t>
+      </w:r>
+      <w:r>
+        <w:rPr>
+          <w:rFonts w:hint="cs"/>
+          <w:rtl/>
+        </w:rPr>
+        <w:t>(</w:t>
+      </w:r>
+      <w:r>
+        <w:rPr>
+          <w:rtl/>
+        </w:rPr>
+        <w:t xml:space="preserve">614,377 עבור </w:t>
+      </w:r>
+      <w:r>
+        <w:t>n=307,200</w:t>
+      </w:r>
+      <w:r>
+        <w:rPr>
+          <w:rFonts w:hint="cs"/>
+          <w:rtl/>
+        </w:rPr>
+        <w:t>)</w:t>
+      </w:r>
+      <w:r>
+        <w:rPr>
+          <w:rtl/>
+        </w:rPr>
+        <w:t xml:space="preserve"> </w:t>
+      </w:r>
+      <w:r>
+        <w:rPr>
+          <w:rFonts w:hint="cs"/>
+          <w:rtl/>
+        </w:rPr>
+        <w:t xml:space="preserve">מפני </w:t>
+      </w:r>
+      <w:r>
+        <w:rPr>
+          <w:rtl/>
+        </w:rPr>
+        <w:t>שכל הכנסה גוררת עדכוני גובה קבועים במסלול חזרה עד לביצוע הגלגול</w:t>
+      </w:r>
+      <w:r>
+        <w:t>.</w:t>
+      </w:r>
+    </w:p>
+    <w:p>
+      <w:pPr>
+        <w:pStyle w:val="a9"/>
+        <w:bidi/>
+        <w:rPr>
+          <w:rtl/>
+        </w:rPr>
+      </w:pPr>
+      <w:r>
+        <w:rPr>
+          <w:rtl/>
+        </w:rPr>
+        <w:t>בניסוי 4 (קלט אקראי)</w:t>
+      </w:r>
+      <w:r>
+        <w:t xml:space="preserve">: </w:t>
+      </w:r>
+      <w:r>
+        <w:rPr>
+          <w:rtl/>
+        </w:rPr>
+        <w:t>מספר הגלגולים נמוך יותר ועומד על כ-0.7 גלגולים להכנסה בממוצע (214,585.6 גלגולים עבור</w:t>
+      </w:r>
+      <w:r>
+        <w:rPr>
+          <w:rFonts w:hint="cs"/>
+          <w:rtl/>
+        </w:rPr>
+        <w:t xml:space="preserve"> </w:t>
+      </w:r>
+      <w:r>
+        <w:t>n=307,200</w:t>
+      </w:r>
+      <w:r>
+        <w:rPr>
+          <w:rFonts w:hint="cs"/>
+          <w:rtl/>
+        </w:rPr>
+        <w:t xml:space="preserve">) </w:t>
+      </w:r>
+      <w:r>
+        <w:t xml:space="preserve"> </w:t>
+      </w:r>
+      <w:r>
+        <w:rPr>
+          <w:rtl/>
+        </w:rPr>
+        <w:t>הכנסה אקראית מפזרת את הצמתים בין תתי-העצים השונים, כך שלעיתים תכופות הכנסה חדשה דווקא מאזנת צומת שהיה קרוב לחוסר איזון, ולכן חוסכת את הצורך בגלגול</w:t>
+      </w:r>
+      <w:r>
+        <w:t>.</w:t>
+      </w:r>
+    </w:p>
+    <w:p>
+      <w:pPr>
+        <w:pStyle w:val="a9"/>
+        <w:bidi/>
+      </w:pPr>
+      <w:r>
+        <w:rPr>
+          <w:rtl/>
+        </w:rPr>
+        <w:t xml:space="preserve">כמות שינויי הגובה מעט נמוכה יותר ועומדת על כ-1.78 שינויים בממוצע להכנסה (כ-548,484.05 עבור המקרה המקסימלי). זה נובע מאותה סיבה סטטיסטית </w:t>
+      </w:r>
+      <w:r>
+        <w:rPr>
+          <w:rFonts w:hint="cs"/>
+          <w:rtl/>
+        </w:rPr>
+        <w:t xml:space="preserve">- </w:t>
+      </w:r>
+      <w:r>
+        <w:rPr>
+          <w:rtl/>
+        </w:rPr>
+        <w:t>לעיתים ההכנסה אינה משנה את גובה תת-העץ (למשל, הכנסה לאח שכבר קיים), ולכן האלגוריתם נעצר מוקדם יותר ולא ממשיך לעדכן גבהים עד לשורש</w:t>
+      </w:r>
+      <w:r>
+        <w:t>.</w:t>
+      </w:r>
     </w:p>
     <w:sectPr>
       <w:pgSz w:w="12240" w:h="15840"/>
@@ -6948,6 +7669,155 @@
 <file path=word/numbering.xml><?xml version="1.0" encoding="utf-8"?>
 <w:numbering xmlns:wpc="http://schemas.microsoft.com/office/word/2010/wordprocessingCanvas" xmlns:cx="http://schemas.microsoft.com/office/drawing/2014/chartex" xmlns:cx1="http://schemas.microsoft.com/office/drawing/2015/9/8/chartex" xmlns:cx2="http://schemas.microsoft.com/office/drawing/2015/10/21/chartex" xmlns:cx3="http://schemas.microsoft.com/office/drawing/2016/5/9/chartex" xmlns:cx4="http://schemas.microsoft.com/office/drawing/2016/5/10/chartex" xmlns:cx5="http://schemas.microsoft.com/office/drawing/2016/5/11/chartex" xmlns:cx6="http://schemas.microsoft.com/office/drawing/2016/5/12/chartex" xmlns:cx7="http://schemas.microsoft.com/office/drawing/2016/5/13/chartex" xmlns:cx8="http://schemas.microsoft.com/office/drawing/2016/5/14/chartex" xmlns:mc="http://schemas.openxmlformats.org/markup-compatibility/2006" xmlns:aink="http://schemas.microsoft.com/office/drawing/2016/ink" xmlns:am3d="http://schemas.microsoft.com/office/drawing/2017/model3d" xmlns:o="urn:schemas-microsoft-com:office:office" xmlns:oel="http://schemas.microsoft.com/office/2019/extlst" xmlns:r="http://schemas.openxmlformats.org/officeDocument/2006/relationships" xmlns:m="http://schemas.openxmlformats.org/officeDocument/2006/math" xmlns:v="urn:schemas-microsoft-com:vml" xmlns:wp14="http://schemas.microsoft.com/office/word/2010/wordprocessingDrawing" xmlns:wp="http://schemas.openxmlformats.org/drawingml/2006/wordprocessingDrawing" xmlns:w10="urn:schemas-microsoft-com:office:word" xmlns:w="http://schemas.openxmlformats.org/wordprocessingml/2006/main" xmlns:w14="http://schemas.microsoft.com/office/word/2010/wordml" xmlns:w15="http://schemas.microsoft.com/office/word/2012/wordml" xmlns:w16cex="http://schemas.microsoft.com/office/word/2018/wordml/cex" xmlns:w16cid="http://schemas.microsoft.com/office/word/2016/wordml/cid" xmlns:w16="http://schemas.microsoft.com/office/word/2018/wordml" xmlns:w16sdtdh="http://schemas.microsoft.com/office/word/2020/wordml/sdtdatahash" xmlns:w16se="http://schemas.microsoft.com/office/word/2015/wordml/symex" xmlns:wpg="http://schemas.microsoft.com/office/word/2010/wordprocessingGroup" xmlns:wpi="http://schemas.microsoft.com/office/word/2010/wordprocessingInk" xmlns:wne="http://schemas.microsoft.com/office/word/2006/wordml" xmlns:wps="http://schemas.microsoft.com/office/word/2010/wordprocessingShape" mc:Ignorable="w14 w15 w16se w16cid w16 w16cex w16sdtdh wp14">
   <w:abstractNum w:abstractNumId="0" w15:restartNumberingAfterBreak="0">
+    <w:nsid w:val="34E16309"/>
+    <w:multiLevelType w:val="multilevel"/>
+    <w:tmpl w:val="47E6A600"/>
+    <w:lvl w:ilvl="0">
+      <w:start w:val="1"/>
+      <w:numFmt w:val="bullet"/>
+      <w:lvlText w:val=""/>
+      <w:lvlJc w:val="left"/>
+      <w:pPr>
+        <w:tabs>
+          <w:tab w:val="num" w:pos="720"/>
+        </w:tabs>
+        <w:ind w:left="720" w:hanging="360"/>
+      </w:pPr>
+      <w:rPr>
+        <w:rFonts w:ascii="Symbol" w:hAnsi="Symbol" w:hint="default"/>
+        <w:sz w:val="20"/>
+      </w:rPr>
+    </w:lvl>
+    <w:lvl w:ilvl="1" w:tentative="1">
+      <w:start w:val="1"/>
+      <w:numFmt w:val="bullet"/>
+      <w:lvlText w:val="o"/>
+      <w:lvlJc w:val="left"/>
+      <w:pPr>
+        <w:tabs>
+          <w:tab w:val="num" w:pos="1440"/>
+        </w:tabs>
+        <w:ind w:left="1440" w:hanging="360"/>
+      </w:pPr>
+      <w:rPr>
+        <w:rFonts w:ascii="Courier New" w:hAnsi="Courier New" w:hint="default"/>
+        <w:sz w:val="20"/>
+      </w:rPr>
+    </w:lvl>
+    <w:lvl w:ilvl="2" w:tentative="1">
+      <w:start w:val="1"/>
+      <w:numFmt w:val="bullet"/>
+      <w:lvlText w:val=""/>
+      <w:lvlJc w:val="left"/>
+      <w:pPr>
+        <w:tabs>
+          <w:tab w:val="num" w:pos="2160"/>
+        </w:tabs>
+        <w:ind w:left="2160" w:hanging="360"/>
+      </w:pPr>
+      <w:rPr>
+        <w:rFonts w:ascii="Wingdings" w:hAnsi="Wingdings" w:hint="default"/>
+        <w:sz w:val="20"/>
+      </w:rPr>
+    </w:lvl>
+    <w:lvl w:ilvl="3" w:tentative="1">
+      <w:start w:val="1"/>
+      <w:numFmt w:val="bullet"/>
+      <w:lvlText w:val=""/>
+      <w:lvlJc w:val="left"/>
+      <w:pPr>
+        <w:tabs>
+          <w:tab w:val="num" w:pos="2880"/>
+        </w:tabs>
+        <w:ind w:left="2880" w:hanging="360"/>
+      </w:pPr>
+      <w:rPr>
+        <w:rFonts w:ascii="Wingdings" w:hAnsi="Wingdings" w:hint="default"/>
+        <w:sz w:val="20"/>
+      </w:rPr>
+    </w:lvl>
+    <w:lvl w:ilvl="4" w:tentative="1">
+      <w:start w:val="1"/>
+      <w:numFmt w:val="bullet"/>
+      <w:lvlText w:val=""/>
+      <w:lvlJc w:val="left"/>
+      <w:pPr>
+        <w:tabs>
+          <w:tab w:val="num" w:pos="3600"/>
+        </w:tabs>
+        <w:ind w:left="3600" w:hanging="360"/>
+      </w:pPr>
+      <w:rPr>
+        <w:rFonts w:ascii="Wingdings" w:hAnsi="Wingdings" w:hint="default"/>
+        <w:sz w:val="20"/>
+      </w:rPr>
+    </w:lvl>
+    <w:lvl w:ilvl="5" w:tentative="1">
+      <w:start w:val="1"/>
+      <w:numFmt w:val="bullet"/>
+      <w:lvlText w:val=""/>
+      <w:lvlJc w:val="left"/>
+      <w:pPr>
+        <w:tabs>
+          <w:tab w:val="num" w:pos="4320"/>
+        </w:tabs>
+        <w:ind w:left="4320" w:hanging="360"/>
+      </w:pPr>
+      <w:rPr>
+        <w:rFonts w:ascii="Wingdings" w:hAnsi="Wingdings" w:hint="default"/>
+        <w:sz w:val="20"/>
+      </w:rPr>
+    </w:lvl>
+    <w:lvl w:ilvl="6" w:tentative="1">
+      <w:start w:val="1"/>
+      <w:numFmt w:val="bullet"/>
+      <w:lvlText w:val=""/>
+      <w:lvlJc w:val="left"/>
+      <w:pPr>
+        <w:tabs>
+          <w:tab w:val="num" w:pos="5040"/>
+        </w:tabs>
+        <w:ind w:left="5040" w:hanging="360"/>
+      </w:pPr>
+      <w:rPr>
+        <w:rFonts w:ascii="Wingdings" w:hAnsi="Wingdings" w:hint="default"/>
+        <w:sz w:val="20"/>
+      </w:rPr>
+    </w:lvl>
+    <w:lvl w:ilvl="7" w:tentative="1">
+      <w:start w:val="1"/>
+      <w:numFmt w:val="bullet"/>
+      <w:lvlText w:val=""/>
+      <w:lvlJc w:val="left"/>
+      <w:pPr>
+        <w:tabs>
+          <w:tab w:val="num" w:pos="5760"/>
+        </w:tabs>
+        <w:ind w:left="5760" w:hanging="360"/>
+      </w:pPr>
+      <w:rPr>
+        <w:rFonts w:ascii="Wingdings" w:hAnsi="Wingdings" w:hint="default"/>
+        <w:sz w:val="20"/>
+      </w:rPr>
+    </w:lvl>
+    <w:lvl w:ilvl="8" w:tentative="1">
+      <w:start w:val="1"/>
+      <w:numFmt w:val="bullet"/>
+      <w:lvlText w:val=""/>
+      <w:lvlJc w:val="left"/>
+      <w:pPr>
+        <w:tabs>
+          <w:tab w:val="num" w:pos="6480"/>
+        </w:tabs>
+        <w:ind w:left="6480" w:hanging="360"/>
+      </w:pPr>
+      <w:rPr>
+        <w:rFonts w:ascii="Wingdings" w:hAnsi="Wingdings" w:hint="default"/>
+        <w:sz w:val="20"/>
+      </w:rPr>
+    </w:lvl>
+  </w:abstractNum>
+  <w:abstractNum w:abstractNumId="1" w15:restartNumberingAfterBreak="0">
     <w:nsid w:val="64805062"/>
     <w:multiLevelType w:val="hybridMultilevel"/>
     <w:tmpl w:val="E2684B56"/>
@@ -7037,6 +7907,9 @@
     </w:lvl>
   </w:abstractNum>
   <w:num w:numId="1" w16cid:durableId="960113045">
+    <w:abstractNumId w:val="1"/>
+  </w:num>
+  <w:num w:numId="2" w16cid:durableId="1647854621">
     <w:abstractNumId w:val="0"/>
   </w:num>
 </w:numbering>
@@ -7987,6 +8860,17 @@
       </w:tblBorders>
     </w:tblPr>
   </w:style>
+  <w:style w:type="paragraph" w:styleId="NormalWeb">
+    <w:name w:val="Normal (Web)"/>
+    <w:basedOn w:val="a"/>
+    <w:uiPriority w:val="99"/>
+    <w:semiHidden/>
+    <w:unhideWhenUsed/>
+    <w:rsid w:val="00101ACA"/>
+    <w:rPr>
+      <w:rFonts w:ascii="Times New Roman" w:hAnsi="Times New Roman" w:cs="Times New Roman"/>
+    </w:rPr>
+  </w:style>
 </w:styles>
 </file>
 

--- a/part b.docx
+++ b/part b.docx
@@ -28,7 +28,21 @@
           <w:rFonts w:hint="cs"/>
           <w:rtl/>
         </w:rPr>
-        <w:t xml:space="preserve"> שאותו מכניסים לעץ הוא האיבר הגדול ביותר עד להכנסה להזאת הוא תמיד יכנס לשורש הימני לכן  </w:t>
+        <w:t xml:space="preserve"> שאותו מכניסים לעץ הוא האיבר הגדול ביותר עד להכנסה להזאת הוא תמיד יכנס לשורש הימני</w:t>
+      </w:r>
+      <w:r>
+        <w:rPr>
+          <w:rFonts w:hint="cs"/>
+          <w:rtl/>
+        </w:rPr>
+        <w:t xml:space="preserve"> (הראשון לשורש)</w:t>
+      </w:r>
+      <w:r>
+        <w:rPr>
+          <w:rFonts w:hint="cs"/>
+          <w:rtl/>
+        </w:rPr>
+        <w:t xml:space="preserve"> לכן  </w:t>
       </w:r>
       <w:proofErr w:type="spellStart"/>
       <w:r>
@@ -44,17 +58,37 @@
           <w:rFonts w:hint="cs"/>
           <w:rtl/>
         </w:rPr>
-        <w:t xml:space="preserve"> עץ "שרוך" בעומק </w:t>
-      </w:r>
-      <w:r>
-        <w:t>n</w:t>
+        <w:t xml:space="preserve"> עץ "שרוך" בעומק</w:t>
       </w:r>
       <w:r>
         <w:rPr>
           <w:rFonts w:hint="cs"/>
           <w:rtl/>
         </w:rPr>
-        <w:t xml:space="preserve"> שההכנ</w:t>
+        <w:t xml:space="preserve"> </w:t>
+      </w:r>
+      <w:r>
+        <w:t xml:space="preserve"> </w:t>
+      </w:r>
+      <w:r>
+        <w:t>ϴ(n</w:t>
+      </w:r>
+      <w:r>
+        <w:t>)</w:t>
+      </w:r>
+      <w:r>
+        <w:rPr>
+          <w:rFonts w:hint="cs"/>
+          <w:rtl/>
+        </w:rPr>
+        <w:t>ש</w:t>
+      </w:r>
+      <w:r>
+        <w:rPr>
+          <w:rFonts w:hint="cs"/>
+          <w:rtl/>
+        </w:rPr>
+        <w:t>ההכנ</w:t>
       </w:r>
       <w:r>
         <w:rPr>
@@ -190,7 +224,10 @@
         <w:t xml:space="preserve"> </w:t>
       </w:r>
       <w:r>
-        <w:t>O(log(n))</w:t>
+        <w:t>ϴ</w:t>
+      </w:r>
+      <w:r>
+        <w:t>(log(n))</w:t>
       </w:r>
       <w:r>
         <w:rPr>
@@ -7656,6 +7693,606 @@
         <w:t>.</w:t>
       </w:r>
     </w:p>
+    <w:p>
+      <w:r>
+        <w:br w:type="page"/>
+      </w:r>
+    </w:p>
+    <w:p>
+      <w:pPr>
+        <w:pStyle w:val="a9"/>
+        <w:bidi/>
+        <w:rPr>
+          <w:rtl/>
+        </w:rPr>
+      </w:pPr>
+      <w:r>
+        <w:rPr>
+          <w:rFonts w:hint="cs"/>
+          <w:rtl/>
+        </w:rPr>
+        <w:lastRenderedPageBreak/>
+        <w:t xml:space="preserve">ב. </w:t>
+      </w:r>
+      <w:r>
+        <w:rPr>
+          <w:rFonts w:hint="cs"/>
+          <w:rtl/>
+        </w:rPr>
+        <w:t>התוצאות שהתקבלו בניסויים 1 ו2 תואמות את ה</w:t>
+      </w:r>
+      <w:r>
+        <w:rPr>
+          <w:rFonts w:hint="cs"/>
+          <w:rtl/>
+        </w:rPr>
+        <w:t>ניתוח שהצענו.</w:t>
+      </w:r>
+    </w:p>
+    <w:p>
+      <w:pPr>
+        <w:pStyle w:val="a9"/>
+        <w:bidi/>
+      </w:pPr>
+    </w:p>
+    <w:p>
+      <w:pPr>
+        <w:pStyle w:val="a9"/>
+        <w:bidi/>
+      </w:pPr>
+      <w:r>
+        <w:rPr>
+          <w:rtl/>
+        </w:rPr>
+        <w:t>עבור ניסוי 1</w:t>
+      </w:r>
+      <w:r>
+        <w:rPr>
+          <w:rFonts w:hint="cs"/>
+          <w:rtl/>
+        </w:rPr>
+        <w:t>:</w:t>
+      </w:r>
+    </w:p>
+    <w:p>
+      <w:pPr>
+        <w:pStyle w:val="a9"/>
+        <w:bidi/>
+      </w:pPr>
+      <w:r>
+        <w:rPr>
+          <w:b/>
+          <w:bCs/>
+          <w:rtl/>
+        </w:rPr>
+        <w:t>גובה העץ</w:t>
+      </w:r>
+      <w:r>
+        <w:rPr>
+          <w:b/>
+          <w:bCs/>
+        </w:rPr>
+        <w:t>:</w:t>
+      </w:r>
+      <w:r>
+        <w:t xml:space="preserve"> </w:t>
+      </w:r>
+      <w:r>
+        <w:rPr>
+          <w:rtl/>
+        </w:rPr>
+        <w:t xml:space="preserve">בניתוח בשאלה 1 הראינו שהכנסת איברים בסדר ממוין לעץ חיפוש בינארי רגיל תגרום לו להתנוון לרשימה מקושרת, ולכן תוחלת הגובה תהיה </w:t>
+      </w:r>
+      <w:r>
+        <w:t>ϴ(n)</w:t>
+      </w:r>
+      <w:r>
+        <w:rPr>
+          <w:rFonts w:hint="cs"/>
+          <w:rtl/>
+        </w:rPr>
+        <w:t xml:space="preserve"> </w:t>
+      </w:r>
+      <w:r>
+        <w:rPr>
+          <w:rtl/>
+        </w:rPr>
+        <w:t>וליתר דיוק</w:t>
+      </w:r>
+      <w:r>
+        <w:t>n-1</w:t>
+      </w:r>
+      <w:r>
+        <w:rPr>
+          <w:rFonts w:hint="cs"/>
+          <w:rtl/>
+        </w:rPr>
+        <w:t xml:space="preserve"> </w:t>
+      </w:r>
+      <w:r>
+        <w:t xml:space="preserve"> </w:t>
+      </w:r>
+      <w:r>
+        <w:rPr>
+          <w:rtl/>
+        </w:rPr>
+        <w:t xml:space="preserve">התוצאות בטבלה תואמות זאת </w:t>
+      </w:r>
+      <w:r>
+        <w:rPr>
+          <w:rFonts w:hint="cs"/>
+          <w:rtl/>
+        </w:rPr>
+        <w:t>-</w:t>
+      </w:r>
+      <w:r>
+        <w:rPr>
+          <w:rtl/>
+        </w:rPr>
+        <w:t xml:space="preserve"> עבור כל </w:t>
+      </w:r>
+      <w:r>
+        <w:t>n</w:t>
+      </w:r>
+      <w:r>
+        <w:rPr>
+          <w:rFonts w:hint="cs"/>
+          <w:rtl/>
+        </w:rPr>
+        <w:t xml:space="preserve"> </w:t>
+      </w:r>
+      <w:r>
+        <w:t xml:space="preserve"> </w:t>
+      </w:r>
+      <w:r>
+        <w:rPr>
+          <w:rtl/>
+        </w:rPr>
+        <w:t xml:space="preserve">גובה העץ שהתקבל היה בדיוק </w:t>
+      </w:r>
+      <w:r>
+        <w:t>n-1</w:t>
+      </w:r>
+      <w:r>
+        <w:rPr>
+          <w:rFonts w:hint="cs"/>
+          <w:rtl/>
+        </w:rPr>
+        <w:t>.</w:t>
+      </w:r>
+    </w:p>
+    <w:p>
+      <w:pPr>
+        <w:pStyle w:val="a9"/>
+        <w:numPr>
+          <w:ilvl w:val="0"/>
+          <w:numId w:val="3"/>
+        </w:numPr>
+        <w:bidi/>
+      </w:pPr>
+      <w:r>
+        <w:rPr>
+          <w:b/>
+          <w:bCs/>
+          <w:rtl/>
+        </w:rPr>
+        <w:t>זמן הריצה</w:t>
+      </w:r>
+      <w:r>
+        <w:rPr>
+          <w:b/>
+          <w:bCs/>
+        </w:rPr>
+        <w:t>:</w:t>
+      </w:r>
+      <w:r>
+        <w:t xml:space="preserve"> </w:t>
+      </w:r>
+      <w:r>
+        <w:rPr>
+          <w:rtl/>
+        </w:rPr>
+        <w:t xml:space="preserve">תיאורטית, מאחר שכל הכנסה </w:t>
+      </w:r>
+      <w:proofErr w:type="spellStart"/>
+      <w:r>
+        <w:t>i</w:t>
+      </w:r>
+      <w:proofErr w:type="spellEnd"/>
+      <w:r>
+        <w:rPr>
+          <w:rFonts w:hint="cs"/>
+          <w:rtl/>
+        </w:rPr>
+        <w:t xml:space="preserve"> </w:t>
+      </w:r>
+      <w:r>
+        <w:rPr>
+          <w:rtl/>
+        </w:rPr>
+        <w:t xml:space="preserve">דורשת מעבר על </w:t>
+      </w:r>
+      <w:r>
+        <w:t>i-1</w:t>
+      </w:r>
+      <w:r>
+        <w:rPr>
+          <w:rFonts w:hint="cs"/>
+          <w:rtl/>
+        </w:rPr>
+        <w:t xml:space="preserve"> </w:t>
+      </w:r>
+      <w:r>
+        <w:rPr>
+          <w:rtl/>
+        </w:rPr>
+        <w:t>צמתים, סך זמן הריצה צפוי להיות חסום ב</w:t>
+      </w:r>
+      <w:r>
+        <w:t xml:space="preserve">-O(n^2) </w:t>
+      </w:r>
+      <w:r>
+        <w:rPr>
+          <w:rFonts w:hint="cs"/>
+          <w:rtl/>
+        </w:rPr>
+        <w:t xml:space="preserve"> </w:t>
+      </w:r>
+      <w:r>
+        <w:rPr>
+          <w:rtl/>
+        </w:rPr>
+        <w:t xml:space="preserve">התוצאות מאששות זאת: עמודת "זמן ריצה בפעולות" מקיימת את סכום הסדרה החשבונית </w:t>
+      </w:r>
+      <w:r>
+        <w:t>n(n+1)/2</w:t>
+      </w:r>
+      <w:r>
+        <w:t xml:space="preserve"> </w:t>
+      </w:r>
+      <w:r>
+        <w:rPr>
+          <w:rFonts w:hint="cs"/>
+          <w:rtl/>
+        </w:rPr>
+        <w:t xml:space="preserve"> </w:t>
+      </w:r>
+      <w:r>
+        <w:rPr>
+          <w:rtl/>
+        </w:rPr>
+        <w:t>בנוסף, הגרף של זמן הריצה במילישניות מציג צורת פרבולה (פונקציה ריבועית) מובהקת, שבה כל הכפלה של הקלט (פי 2) הגדילה את זמן הריצה בערך פי 4</w:t>
+      </w:r>
+      <w:r>
+        <w:t>.</w:t>
+      </w:r>
+    </w:p>
+    <w:p>
+      <w:pPr>
+        <w:pStyle w:val="a9"/>
+        <w:bidi/>
+      </w:pPr>
+      <w:r>
+        <w:rPr>
+          <w:b/>
+          <w:bCs/>
+          <w:rtl/>
+        </w:rPr>
+        <w:t>עבור ניסוי 2</w:t>
+      </w:r>
+      <w:r>
+        <w:rPr>
+          <w:b/>
+          <w:bCs/>
+        </w:rPr>
+        <w:t xml:space="preserve"> (</w:t>
+      </w:r>
+      <w:r>
+        <w:rPr>
+          <w:b/>
+          <w:bCs/>
+          <w:rtl/>
+        </w:rPr>
+        <w:t>עץ</w:t>
+      </w:r>
+      <w:r>
+        <w:rPr>
+          <w:b/>
+          <w:bCs/>
+        </w:rPr>
+        <w:t xml:space="preserve"> AVL </w:t>
+      </w:r>
+      <w:r>
+        <w:rPr>
+          <w:b/>
+          <w:bCs/>
+          <w:rtl/>
+        </w:rPr>
+        <w:t>עם קלט ממוין</w:t>
+      </w:r>
+      <w:r>
+        <w:rPr>
+          <w:b/>
+          <w:bCs/>
+        </w:rPr>
+        <w:t xml:space="preserve">) </w:t>
+      </w:r>
+      <w:r>
+        <w:rPr>
+          <w:b/>
+          <w:bCs/>
+          <w:rtl/>
+        </w:rPr>
+        <w:t>אל מול שאלה 2</w:t>
+      </w:r>
+      <w:r>
+        <w:rPr>
+          <w:b/>
+          <w:bCs/>
+        </w:rPr>
+        <w:t>:</w:t>
+      </w:r>
+    </w:p>
+    <w:p>
+      <w:pPr>
+        <w:pStyle w:val="a9"/>
+        <w:numPr>
+          <w:ilvl w:val="0"/>
+          <w:numId w:val="4"/>
+        </w:numPr>
+        <w:bidi/>
+      </w:pPr>
+      <w:r>
+        <w:rPr>
+          <w:b/>
+          <w:bCs/>
+          <w:rtl/>
+        </w:rPr>
+        <w:t>גובה העץ</w:t>
+      </w:r>
+      <w:r>
+        <w:rPr>
+          <w:b/>
+          <w:bCs/>
+        </w:rPr>
+        <w:t>:</w:t>
+      </w:r>
+      <w:r>
+        <w:t xml:space="preserve"> </w:t>
+      </w:r>
+      <w:r>
+        <w:rPr>
+          <w:rtl/>
+        </w:rPr>
+        <w:t>בניתוח התיאורטי בשאלה 2, הסברנו שמנגנון האיזון של עץ ה</w:t>
+      </w:r>
+      <w:r>
+        <w:t xml:space="preserve">-AVL </w:t>
+      </w:r>
+      <w:r>
+        <w:rPr>
+          <w:rtl/>
+        </w:rPr>
+        <w:t>נועד להבטיח שגובה העץ יישאר תמיד חסום ב</w:t>
+      </w:r>
+      <w:r>
+        <w:t xml:space="preserve"> </w:t>
+      </w:r>
+      <w:r>
+        <w:t>ϴ (</w:t>
+      </w:r>
+      <w:proofErr w:type="spellStart"/>
+      <w:r>
+        <w:t>nlog</w:t>
+      </w:r>
+      <w:proofErr w:type="spellEnd"/>
+      <w:r>
+        <w:t>(n))</w:t>
+      </w:r>
+      <w:r>
+        <w:rPr>
+          <w:rtl/>
+        </w:rPr>
+        <w:t>ללא תלות בסדר הקלט. התוצאות מאמתות זאת</w:t>
+      </w:r>
+      <w:r>
+        <w:rPr>
+          <w:rFonts w:hint="cs"/>
+          <w:rtl/>
+        </w:rPr>
+        <w:t>-</w:t>
+      </w:r>
+      <w:r>
+        <w:rPr>
+          <w:rtl/>
+        </w:rPr>
+        <w:t xml:space="preserve"> גובה העץ גדל בקצב איטי מאוד ולוגריתמי (עבור </w:t>
+      </w:r>
+      <w:r>
+        <w:t>n=307,200</w:t>
+      </w:r>
+      <w:r>
+        <w:rPr>
+          <w:rFonts w:hint="cs"/>
+          <w:rtl/>
+        </w:rPr>
+        <w:t xml:space="preserve"> </w:t>
+      </w:r>
+      <w:r>
+        <w:t xml:space="preserve"> </w:t>
+      </w:r>
+      <w:r>
+        <w:rPr>
+          <w:rtl/>
+        </w:rPr>
+        <w:t>התקבל עץ בעל גובה של 18 בלבד</w:t>
+      </w:r>
+      <w:r>
+        <w:rPr>
+          <w:rFonts w:hint="cs"/>
+          <w:rtl/>
+        </w:rPr>
+        <w:t>)</w:t>
+      </w:r>
+    </w:p>
+    <w:p>
+      <w:pPr>
+        <w:pStyle w:val="a9"/>
+        <w:numPr>
+          <w:ilvl w:val="0"/>
+          <w:numId w:val="4"/>
+        </w:numPr>
+        <w:bidi/>
+      </w:pPr>
+      <w:r>
+        <w:rPr>
+          <w:b/>
+          <w:bCs/>
+          <w:rtl/>
+        </w:rPr>
+        <w:t>זמן הריצה</w:t>
+      </w:r>
+      <w:r>
+        <w:rPr>
+          <w:b/>
+          <w:bCs/>
+        </w:rPr>
+        <w:t>:</w:t>
+      </w:r>
+      <w:r>
+        <w:t xml:space="preserve"> </w:t>
+      </w:r>
+      <w:r>
+        <w:rPr>
+          <w:rtl/>
+        </w:rPr>
+        <w:t>תיאורטית, מאחר שגובה העץ חסום ב</w:t>
+      </w:r>
+      <w:r>
+        <w:t xml:space="preserve"> </w:t>
+      </w:r>
+      <w:r>
+        <w:t>ϴ(log(n))</w:t>
+      </w:r>
+      <w:r>
+        <w:t xml:space="preserve"> </w:t>
+      </w:r>
+      <w:r>
+        <w:rPr>
+          <w:rtl/>
+        </w:rPr>
+        <w:t xml:space="preserve">עלות חיפוש מקום ההכנסה ועלות האיזון (שתיהן חסומות בגובה העץ) דורשות לכל היותר </w:t>
+      </w:r>
+      <w:r>
+        <w:t>ϴ(log(n))</w:t>
+      </w:r>
+      <w:r>
+        <w:t xml:space="preserve"> </w:t>
+      </w:r>
+      <w:r>
+        <w:rPr>
+          <w:rFonts w:hint="cs"/>
+          <w:rtl/>
+        </w:rPr>
+        <w:t xml:space="preserve"> </w:t>
+      </w:r>
+      <w:r>
+        <w:rPr>
+          <w:rtl/>
+        </w:rPr>
+        <w:t xml:space="preserve">פעולות. לכן, עבור </w:t>
+      </w:r>
+      <w:r>
+        <w:t xml:space="preserve">n </w:t>
+      </w:r>
+      <w:r>
+        <w:rPr>
+          <w:rtl/>
+        </w:rPr>
+        <w:t xml:space="preserve">הכנסות, סך כל זמן הריצה צפוי להיות </w:t>
+      </w:r>
+      <w:r>
+        <w:t>ϴ(</w:t>
+      </w:r>
+      <w:proofErr w:type="spellStart"/>
+      <w:r>
+        <w:t>nlog</w:t>
+      </w:r>
+      <w:proofErr w:type="spellEnd"/>
+      <w:r>
+        <w:t>(n))</w:t>
+      </w:r>
+      <w:r>
+        <w:rPr>
+          <w:rFonts w:hint="cs"/>
+          <w:rtl/>
+        </w:rPr>
+        <w:t xml:space="preserve"> </w:t>
+      </w:r>
+      <w:r>
+        <w:rPr>
+          <w:rtl/>
+        </w:rPr>
+        <w:t>הנתונים בפועל משקפים התנהגות זו: הגרף מתנהג כמעט כקו ישר ולינארי (אופייני ל</w:t>
+      </w:r>
+      <w:r>
+        <w:t>-</w:t>
+      </w:r>
+      <w:r>
+        <w:t xml:space="preserve"> </w:t>
+      </w:r>
+      <w:proofErr w:type="spellStart"/>
+      <w:r>
+        <w:t>nlog</w:t>
+      </w:r>
+      <w:proofErr w:type="spellEnd"/>
+      <w:r>
+        <w:t>(n)</w:t>
+      </w:r>
+      <w:r>
+        <w:t xml:space="preserve"> </w:t>
+      </w:r>
+      <w:r>
+        <w:rPr>
+          <w:rtl/>
+        </w:rPr>
+        <w:t xml:space="preserve">בקני מידה כאלו), וזמן הריצה במילישניות היה מהיר בסדרי גודל משמעותיים לעומת ניסוי 1 (שניות בודדות לעומת כמעט שעה), כפי שנדרש מההבדל </w:t>
+      </w:r>
+      <w:proofErr w:type="spellStart"/>
+      <w:r>
+        <w:rPr>
+          <w:rtl/>
+        </w:rPr>
+        <w:t>האסימפטוטי</w:t>
+      </w:r>
+      <w:proofErr w:type="spellEnd"/>
+      <w:r>
+        <w:rPr>
+          <w:rtl/>
+        </w:rPr>
+        <w:t xml:space="preserve"> בין פונקציה ריבועית לפונקציה של</w:t>
+      </w:r>
+      <w:r>
+        <w:t xml:space="preserve"> </w:t>
+      </w:r>
+      <w:proofErr w:type="spellStart"/>
+      <w:r>
+        <w:t>nlog</w:t>
+      </w:r>
+      <w:proofErr w:type="spellEnd"/>
+      <w:r>
+        <w:t>(n)</w:t>
+      </w:r>
+    </w:p>
+    <w:p>
+      <w:pPr>
+        <w:pStyle w:val="a9"/>
+        <w:bidi/>
+        <w:rPr>
+          <w:rFonts w:hint="cs"/>
+        </w:rPr>
+      </w:pPr>
+    </w:p>
     <w:sectPr>
       <w:pgSz w:w="12240" w:h="15840"/>
       <w:pgMar w:top="1440" w:right="1440" w:bottom="1440" w:left="1440" w:header="720" w:footer="720" w:gutter="0"/>
@@ -7669,6 +8306,155 @@
 <file path=word/numbering.xml><?xml version="1.0" encoding="utf-8"?>
 <w:numbering xmlns:wpc="http://schemas.microsoft.com/office/word/2010/wordprocessingCanvas" xmlns:cx="http://schemas.microsoft.com/office/drawing/2014/chartex" xmlns:cx1="http://schemas.microsoft.com/office/drawing/2015/9/8/chartex" xmlns:cx2="http://schemas.microsoft.com/office/drawing/2015/10/21/chartex" xmlns:cx3="http://schemas.microsoft.com/office/drawing/2016/5/9/chartex" xmlns:cx4="http://schemas.microsoft.com/office/drawing/2016/5/10/chartex" xmlns:cx5="http://schemas.microsoft.com/office/drawing/2016/5/11/chartex" xmlns:cx6="http://schemas.microsoft.com/office/drawing/2016/5/12/chartex" xmlns:cx7="http://schemas.microsoft.com/office/drawing/2016/5/13/chartex" xmlns:cx8="http://schemas.microsoft.com/office/drawing/2016/5/14/chartex" xmlns:mc="http://schemas.openxmlformats.org/markup-compatibility/2006" xmlns:aink="http://schemas.microsoft.com/office/drawing/2016/ink" xmlns:am3d="http://schemas.microsoft.com/office/drawing/2017/model3d" xmlns:o="urn:schemas-microsoft-com:office:office" xmlns:oel="http://schemas.microsoft.com/office/2019/extlst" xmlns:r="http://schemas.openxmlformats.org/officeDocument/2006/relationships" xmlns:m="http://schemas.openxmlformats.org/officeDocument/2006/math" xmlns:v="urn:schemas-microsoft-com:vml" xmlns:wp14="http://schemas.microsoft.com/office/word/2010/wordprocessingDrawing" xmlns:wp="http://schemas.openxmlformats.org/drawingml/2006/wordprocessingDrawing" xmlns:w10="urn:schemas-microsoft-com:office:word" xmlns:w="http://schemas.openxmlformats.org/wordprocessingml/2006/main" xmlns:w14="http://schemas.microsoft.com/office/word/2010/wordml" xmlns:w15="http://schemas.microsoft.com/office/word/2012/wordml" xmlns:w16cex="http://schemas.microsoft.com/office/word/2018/wordml/cex" xmlns:w16cid="http://schemas.microsoft.com/office/word/2016/wordml/cid" xmlns:w16="http://schemas.microsoft.com/office/word/2018/wordml" xmlns:w16sdtdh="http://schemas.microsoft.com/office/word/2020/wordml/sdtdatahash" xmlns:w16se="http://schemas.microsoft.com/office/word/2015/wordml/symex" xmlns:wpg="http://schemas.microsoft.com/office/word/2010/wordprocessingGroup" xmlns:wpi="http://schemas.microsoft.com/office/word/2010/wordprocessingInk" xmlns:wne="http://schemas.microsoft.com/office/word/2006/wordml" xmlns:wps="http://schemas.microsoft.com/office/word/2010/wordprocessingShape" mc:Ignorable="w14 w15 w16se w16cid w16 w16cex w16sdtdh wp14">
   <w:abstractNum w:abstractNumId="0" w15:restartNumberingAfterBreak="0">
+    <w:nsid w:val="1E31081B"/>
+    <w:multiLevelType w:val="multilevel"/>
+    <w:tmpl w:val="3F3AF00A"/>
+    <w:lvl w:ilvl="0">
+      <w:start w:val="1"/>
+      <w:numFmt w:val="bullet"/>
+      <w:lvlText w:val=""/>
+      <w:lvlJc w:val="left"/>
+      <w:pPr>
+        <w:tabs>
+          <w:tab w:val="num" w:pos="720"/>
+        </w:tabs>
+        <w:ind w:left="720" w:hanging="360"/>
+      </w:pPr>
+      <w:rPr>
+        <w:rFonts w:ascii="Symbol" w:hAnsi="Symbol" w:hint="default"/>
+        <w:sz w:val="20"/>
+      </w:rPr>
+    </w:lvl>
+    <w:lvl w:ilvl="1" w:tentative="1">
+      <w:start w:val="1"/>
+      <w:numFmt w:val="bullet"/>
+      <w:lvlText w:val="o"/>
+      <w:lvlJc w:val="left"/>
+      <w:pPr>
+        <w:tabs>
+          <w:tab w:val="num" w:pos="1440"/>
+        </w:tabs>
+        <w:ind w:left="1440" w:hanging="360"/>
+      </w:pPr>
+      <w:rPr>
+        <w:rFonts w:ascii="Courier New" w:hAnsi="Courier New" w:hint="default"/>
+        <w:sz w:val="20"/>
+      </w:rPr>
+    </w:lvl>
+    <w:lvl w:ilvl="2" w:tentative="1">
+      <w:start w:val="1"/>
+      <w:numFmt w:val="bullet"/>
+      <w:lvlText w:val=""/>
+      <w:lvlJc w:val="left"/>
+      <w:pPr>
+        <w:tabs>
+          <w:tab w:val="num" w:pos="2160"/>
+        </w:tabs>
+        <w:ind w:left="2160" w:hanging="360"/>
+      </w:pPr>
+      <w:rPr>
+        <w:rFonts w:ascii="Wingdings" w:hAnsi="Wingdings" w:hint="default"/>
+        <w:sz w:val="20"/>
+      </w:rPr>
+    </w:lvl>
+    <w:lvl w:ilvl="3" w:tentative="1">
+      <w:start w:val="1"/>
+      <w:numFmt w:val="bullet"/>
+      <w:lvlText w:val=""/>
+      <w:lvlJc w:val="left"/>
+      <w:pPr>
+        <w:tabs>
+          <w:tab w:val="num" w:pos="2880"/>
+        </w:tabs>
+        <w:ind w:left="2880" w:hanging="360"/>
+      </w:pPr>
+      <w:rPr>
+        <w:rFonts w:ascii="Wingdings" w:hAnsi="Wingdings" w:hint="default"/>
+        <w:sz w:val="20"/>
+      </w:rPr>
+    </w:lvl>
+    <w:lvl w:ilvl="4" w:tentative="1">
+      <w:start w:val="1"/>
+      <w:numFmt w:val="bullet"/>
+      <w:lvlText w:val=""/>
+      <w:lvlJc w:val="left"/>
+      <w:pPr>
+        <w:tabs>
+          <w:tab w:val="num" w:pos="3600"/>
+        </w:tabs>
+        <w:ind w:left="3600" w:hanging="360"/>
+      </w:pPr>
+      <w:rPr>
+        <w:rFonts w:ascii="Wingdings" w:hAnsi="Wingdings" w:hint="default"/>
+        <w:sz w:val="20"/>
+      </w:rPr>
+    </w:lvl>
+    <w:lvl w:ilvl="5" w:tentative="1">
+      <w:start w:val="1"/>
+      <w:numFmt w:val="bullet"/>
+      <w:lvlText w:val=""/>
+      <w:lvlJc w:val="left"/>
+      <w:pPr>
+        <w:tabs>
+          <w:tab w:val="num" w:pos="4320"/>
+        </w:tabs>
+        <w:ind w:left="4320" w:hanging="360"/>
+      </w:pPr>
+      <w:rPr>
+        <w:rFonts w:ascii="Wingdings" w:hAnsi="Wingdings" w:hint="default"/>
+        <w:sz w:val="20"/>
+      </w:rPr>
+    </w:lvl>
+    <w:lvl w:ilvl="6" w:tentative="1">
+      <w:start w:val="1"/>
+      <w:numFmt w:val="bullet"/>
+      <w:lvlText w:val=""/>
+      <w:lvlJc w:val="left"/>
+      <w:pPr>
+        <w:tabs>
+          <w:tab w:val="num" w:pos="5040"/>
+        </w:tabs>
+        <w:ind w:left="5040" w:hanging="360"/>
+      </w:pPr>
+      <w:rPr>
+        <w:rFonts w:ascii="Wingdings" w:hAnsi="Wingdings" w:hint="default"/>
+        <w:sz w:val="20"/>
+      </w:rPr>
+    </w:lvl>
+    <w:lvl w:ilvl="7" w:tentative="1">
+      <w:start w:val="1"/>
+      <w:numFmt w:val="bullet"/>
+      <w:lvlText w:val=""/>
+      <w:lvlJc w:val="left"/>
+      <w:pPr>
+        <w:tabs>
+          <w:tab w:val="num" w:pos="5760"/>
+        </w:tabs>
+        <w:ind w:left="5760" w:hanging="360"/>
+      </w:pPr>
+      <w:rPr>
+        <w:rFonts w:ascii="Wingdings" w:hAnsi="Wingdings" w:hint="default"/>
+        <w:sz w:val="20"/>
+      </w:rPr>
+    </w:lvl>
+    <w:lvl w:ilvl="8" w:tentative="1">
+      <w:start w:val="1"/>
+      <w:numFmt w:val="bullet"/>
+      <w:lvlText w:val=""/>
+      <w:lvlJc w:val="left"/>
+      <w:pPr>
+        <w:tabs>
+          <w:tab w:val="num" w:pos="6480"/>
+        </w:tabs>
+        <w:ind w:left="6480" w:hanging="360"/>
+      </w:pPr>
+      <w:rPr>
+        <w:rFonts w:ascii="Wingdings" w:hAnsi="Wingdings" w:hint="default"/>
+        <w:sz w:val="20"/>
+      </w:rPr>
+    </w:lvl>
+  </w:abstractNum>
+  <w:abstractNum w:abstractNumId="1" w15:restartNumberingAfterBreak="0">
     <w:nsid w:val="34E16309"/>
     <w:multiLevelType w:val="multilevel"/>
     <w:tmpl w:val="47E6A600"/>
@@ -7817,7 +8603,156 @@
       </w:rPr>
     </w:lvl>
   </w:abstractNum>
-  <w:abstractNum w:abstractNumId="1" w15:restartNumberingAfterBreak="0">
+  <w:abstractNum w:abstractNumId="2" w15:restartNumberingAfterBreak="0">
+    <w:nsid w:val="47444E7A"/>
+    <w:multiLevelType w:val="multilevel"/>
+    <w:tmpl w:val="BB3EB554"/>
+    <w:lvl w:ilvl="0">
+      <w:start w:val="1"/>
+      <w:numFmt w:val="bullet"/>
+      <w:lvlText w:val=""/>
+      <w:lvlJc w:val="left"/>
+      <w:pPr>
+        <w:tabs>
+          <w:tab w:val="num" w:pos="720"/>
+        </w:tabs>
+        <w:ind w:left="720" w:hanging="360"/>
+      </w:pPr>
+      <w:rPr>
+        <w:rFonts w:ascii="Symbol" w:hAnsi="Symbol" w:hint="default"/>
+        <w:sz w:val="20"/>
+      </w:rPr>
+    </w:lvl>
+    <w:lvl w:ilvl="1" w:tentative="1">
+      <w:start w:val="1"/>
+      <w:numFmt w:val="bullet"/>
+      <w:lvlText w:val="o"/>
+      <w:lvlJc w:val="left"/>
+      <w:pPr>
+        <w:tabs>
+          <w:tab w:val="num" w:pos="1440"/>
+        </w:tabs>
+        <w:ind w:left="1440" w:hanging="360"/>
+      </w:pPr>
+      <w:rPr>
+        <w:rFonts w:ascii="Courier New" w:hAnsi="Courier New" w:hint="default"/>
+        <w:sz w:val="20"/>
+      </w:rPr>
+    </w:lvl>
+    <w:lvl w:ilvl="2" w:tentative="1">
+      <w:start w:val="1"/>
+      <w:numFmt w:val="bullet"/>
+      <w:lvlText w:val=""/>
+      <w:lvlJc w:val="left"/>
+      <w:pPr>
+        <w:tabs>
+          <w:tab w:val="num" w:pos="2160"/>
+        </w:tabs>
+        <w:ind w:left="2160" w:hanging="360"/>
+      </w:pPr>
+      <w:rPr>
+        <w:rFonts w:ascii="Wingdings" w:hAnsi="Wingdings" w:hint="default"/>
+        <w:sz w:val="20"/>
+      </w:rPr>
+    </w:lvl>
+    <w:lvl w:ilvl="3" w:tentative="1">
+      <w:start w:val="1"/>
+      <w:numFmt w:val="bullet"/>
+      <w:lvlText w:val=""/>
+      <w:lvlJc w:val="left"/>
+      <w:pPr>
+        <w:tabs>
+          <w:tab w:val="num" w:pos="2880"/>
+        </w:tabs>
+        <w:ind w:left="2880" w:hanging="360"/>
+      </w:pPr>
+      <w:rPr>
+        <w:rFonts w:ascii="Wingdings" w:hAnsi="Wingdings" w:hint="default"/>
+        <w:sz w:val="20"/>
+      </w:rPr>
+    </w:lvl>
+    <w:lvl w:ilvl="4" w:tentative="1">
+      <w:start w:val="1"/>
+      <w:numFmt w:val="bullet"/>
+      <w:lvlText w:val=""/>
+      <w:lvlJc w:val="left"/>
+      <w:pPr>
+        <w:tabs>
+          <w:tab w:val="num" w:pos="3600"/>
+        </w:tabs>
+        <w:ind w:left="3600" w:hanging="360"/>
+      </w:pPr>
+      <w:rPr>
+        <w:rFonts w:ascii="Wingdings" w:hAnsi="Wingdings" w:hint="default"/>
+        <w:sz w:val="20"/>
+      </w:rPr>
+    </w:lvl>
+    <w:lvl w:ilvl="5" w:tentative="1">
+      <w:start w:val="1"/>
+      <w:numFmt w:val="bullet"/>
+      <w:lvlText w:val=""/>
+      <w:lvlJc w:val="left"/>
+      <w:pPr>
+        <w:tabs>
+          <w:tab w:val="num" w:pos="4320"/>
+        </w:tabs>
+        <w:ind w:left="4320" w:hanging="360"/>
+      </w:pPr>
+      <w:rPr>
+        <w:rFonts w:ascii="Wingdings" w:hAnsi="Wingdings" w:hint="default"/>
+        <w:sz w:val="20"/>
+      </w:rPr>
+    </w:lvl>
+    <w:lvl w:ilvl="6" w:tentative="1">
+      <w:start w:val="1"/>
+      <w:numFmt w:val="bullet"/>
+      <w:lvlText w:val=""/>
+      <w:lvlJc w:val="left"/>
+      <w:pPr>
+        <w:tabs>
+          <w:tab w:val="num" w:pos="5040"/>
+        </w:tabs>
+        <w:ind w:left="5040" w:hanging="360"/>
+      </w:pPr>
+      <w:rPr>
+        <w:rFonts w:ascii="Wingdings" w:hAnsi="Wingdings" w:hint="default"/>
+        <w:sz w:val="20"/>
+      </w:rPr>
+    </w:lvl>
+    <w:lvl w:ilvl="7" w:tentative="1">
+      <w:start w:val="1"/>
+      <w:numFmt w:val="bullet"/>
+      <w:lvlText w:val=""/>
+      <w:lvlJc w:val="left"/>
+      <w:pPr>
+        <w:tabs>
+          <w:tab w:val="num" w:pos="5760"/>
+        </w:tabs>
+        <w:ind w:left="5760" w:hanging="360"/>
+      </w:pPr>
+      <w:rPr>
+        <w:rFonts w:ascii="Wingdings" w:hAnsi="Wingdings" w:hint="default"/>
+        <w:sz w:val="20"/>
+      </w:rPr>
+    </w:lvl>
+    <w:lvl w:ilvl="8" w:tentative="1">
+      <w:start w:val="1"/>
+      <w:numFmt w:val="bullet"/>
+      <w:lvlText w:val=""/>
+      <w:lvlJc w:val="left"/>
+      <w:pPr>
+        <w:tabs>
+          <w:tab w:val="num" w:pos="6480"/>
+        </w:tabs>
+        <w:ind w:left="6480" w:hanging="360"/>
+      </w:pPr>
+      <w:rPr>
+        <w:rFonts w:ascii="Wingdings" w:hAnsi="Wingdings" w:hint="default"/>
+        <w:sz w:val="20"/>
+      </w:rPr>
+    </w:lvl>
+  </w:abstractNum>
+  <w:abstractNum w:abstractNumId="3" w15:restartNumberingAfterBreak="0">
     <w:nsid w:val="64805062"/>
     <w:multiLevelType w:val="hybridMultilevel"/>
     <w:tmpl w:val="E2684B56"/>
@@ -7907,10 +8842,16 @@
     </w:lvl>
   </w:abstractNum>
   <w:num w:numId="1" w16cid:durableId="960113045">
+    <w:abstractNumId w:val="3"/>
+  </w:num>
+  <w:num w:numId="2" w16cid:durableId="1647854621">
     <w:abstractNumId w:val="1"/>
   </w:num>
-  <w:num w:numId="2" w16cid:durableId="1647854621">
+  <w:num w:numId="3" w16cid:durableId="804199000">
     <w:abstractNumId w:val="0"/>
+  </w:num>
+  <w:num w:numId="4" w16cid:durableId="123737962">
+    <w:abstractNumId w:val="2"/>
   </w:num>
 </w:numbering>
 </file>
